--- a/downloads/teacher/05 Materials/Unit 04/Handouts/Handout 04.12 - Scale Plan Guide Traffic Flow Rules and Peer Review Checklist.docx
+++ b/downloads/teacher/05 Materials/Unit 04/Handouts/Handout 04.12 - Scale Plan Guide Traffic Flow Rules and Peer Review Checklist.docx
@@ -352,10 +352,7 @@
         <w:pStyle w:val="FirstParagraph"/>
       </w:pPr>
       <w:r>
-        <w:rPr>
-          <w:rStyle w:val="TeacherNote"/>
-        </w:rPr>
-        <w:t xml:space="preserve">[Sal: print a quarter-inch grid here from any free grid generator, 32 squares by 44 squares fills a letter sheet at 1/2 inch = 1 foot for a room up to 16 by 22 feet.]</w:t>
+        <w:t xml:space="preserve">Rule a grid of quarter-inch squares on plain paper with a ruler and use the same scale.</w:t>
       </w:r>
     </w:p>
     <w:p>
@@ -364,15 +361,6 @@
       </w:pPr>
       <w:r>
         <w:t xml:space="preserve">Word bank: scale (ölçek / escala / escala), path (yol / caminho / camino), clear (açık / livre / libre), swing (kapı açılışı / abertura da porta / apertura de la puerta), turn (dönüş / giro / giro).</w:t>
-      </w:r>
-      <w:r>
-        <w:t xml:space="preserve"> </w:t>
-      </w:r>
-      <w:r>
-        <w:rPr>
-          <w:rStyle w:val="TeacherNote"/>
-        </w:rPr>
-        <w:t xml:space="preserve">[check with a native speaker]</w:t>
       </w:r>
     </w:p>
     <w:p>
@@ -2881,15 +2869,6 @@
       </w:pPr>
       <w:r>
         <w:t xml:space="preserve">Sources: 36-inch clear width and 60-inch turning space are from the 2010 ADA Standards for Accessible Design (sections 403.5.1 and 304.3). The 30-inch general path is a common residential planning guideline.</w:t>
-      </w:r>
-      <w:r>
-        <w:t xml:space="preserve"> </w:t>
-      </w:r>
-      <w:r>
-        <w:rPr>
-          <w:rStyle w:val="TeacherNote"/>
-        </w:rPr>
-        <w:t xml:space="preserve">[Sal: the room is not a public building, so the ADA does not require these at home; we use the numbers because they work.]</w:t>
       </w:r>
     </w:p>
     <w:p>
